--- a/docs/初期設定マニュアル_v2.4.docx
+++ b/docs/初期設定マニュアル_v2.4.docx
@@ -5216,7 +5216,7 @@
                 <w:sz w:val="19"/>
                 <w:szCs w:val="19"/>
               </w:rPr>
-              <w:t xml:space="preserve">総務ロール以外の社員に必要</w:t>
+              <w:t xml:space="preserve">Chatworkで通知を受け取る社員に必要</w:t>
             </w:r>
           </w:p>
         </w:tc>
@@ -5374,6 +5374,163 @@
                 <w:szCs w:val="19"/>
               </w:rPr>
               <w:t xml:space="preserve">下表のロール名を正確に入力（複数可）</w:t>
+            </w:r>
+          </w:p>
+        </w:tc>
+      </w:tr>
+      <w:tr>
+        <w:tc>
+          <w:tcPr>
+            <w:tcW w:type="dxa" w:w="800"/>
+            <w:tcMar>
+              <w:top w:type="dxa" w:w="80"/>
+              <w:left w:type="dxa" w:w="110"/>
+              <w:bottom w:type="dxa" w:w="80"/>
+              <w:right w:type="dxa" w:w="110"/>
+            </w:tcMar>
+          </w:tcPr>
+          <w:p>
+            <w:pPr>
+              <w:spacing w:after="0"/>
+            </w:pPr>
+            <w:r>
+              <w:rPr>
+                <w:b w:val="false"/>
+                <w:bCs w:val="false"/>
+                <w:sz w:val="19"/>
+                <w:szCs w:val="19"/>
+              </w:rPr>
+              <w:t xml:space="preserve">L</w:t>
+            </w:r>
+          </w:p>
+        </w:tc>
+        <w:tc>
+          <w:tcPr>
+            <w:tcW w:type="dxa" w:w="2400"/>
+            <w:tcMar>
+              <w:top w:type="dxa" w:w="80"/>
+              <w:left w:type="dxa" w:w="110"/>
+              <w:bottom w:type="dxa" w:w="80"/>
+              <w:right w:type="dxa" w:w="110"/>
+            </w:tcMar>
+          </w:tcPr>
+          <w:p>
+            <w:pPr>
+              <w:spacing w:after="0"/>
+            </w:pPr>
+            <w:r>
+              <w:rPr>
+                <w:b w:val="false"/>
+                <w:bCs w:val="false"/>
+                <w:sz w:val="19"/>
+                <w:szCs w:val="19"/>
+              </w:rPr>
+              <w:t xml:space="preserve">メール通知</w:t>
+            </w:r>
+          </w:p>
+        </w:tc>
+        <w:tc>
+          <w:tcPr>
+            <w:tcW w:type="dxa" w:w="5800"/>
+            <w:tcMar>
+              <w:top w:type="dxa" w:w="80"/>
+              <w:left w:type="dxa" w:w="110"/>
+              <w:bottom w:type="dxa" w:w="80"/>
+              <w:right w:type="dxa" w:w="110"/>
+            </w:tcMar>
+          </w:tcPr>
+          <w:p>
+            <w:pPr>
+              <w:spacing w:after="0"/>
+            </w:pPr>
+            <w:r>
+              <w:rPr>
+                <w:b w:val="false"/>
+                <w:bCs w:val="false"/>
+                <w:sz w:val="19"/>
+                <w:szCs w:val="19"/>
+              </w:rPr>
+              <w:t xml:space="preserve">チェックボックス。チェックするとメールで通知を受け取る</w:t>
+            </w:r>
+          </w:p>
+        </w:tc>
+      </w:tr>
+      <w:tr>
+        <w:tc>
+          <w:tcPr>
+            <w:tcW w:type="dxa" w:w="800"/>
+            <w:shd w:fill="F5F7FA" w:val="clear"/>
+            <w:tcMar>
+              <w:top w:type="dxa" w:w="80"/>
+              <w:left w:type="dxa" w:w="110"/>
+              <w:bottom w:type="dxa" w:w="80"/>
+              <w:right w:type="dxa" w:w="110"/>
+            </w:tcMar>
+          </w:tcPr>
+          <w:p>
+            <w:pPr>
+              <w:spacing w:after="0"/>
+            </w:pPr>
+            <w:r>
+              <w:rPr>
+                <w:b w:val="false"/>
+                <w:bCs w:val="false"/>
+                <w:sz w:val="19"/>
+                <w:szCs w:val="19"/>
+              </w:rPr>
+              <w:t xml:space="preserve">M</w:t>
+            </w:r>
+          </w:p>
+        </w:tc>
+        <w:tc>
+          <w:tcPr>
+            <w:tcW w:type="dxa" w:w="2400"/>
+            <w:shd w:fill="F5F7FA" w:val="clear"/>
+            <w:tcMar>
+              <w:top w:type="dxa" w:w="80"/>
+              <w:left w:type="dxa" w:w="110"/>
+              <w:bottom w:type="dxa" w:w="80"/>
+              <w:right w:type="dxa" w:w="110"/>
+            </w:tcMar>
+          </w:tcPr>
+          <w:p>
+            <w:pPr>
+              <w:spacing w:after="0"/>
+            </w:pPr>
+            <w:r>
+              <w:rPr>
+                <w:b w:val="false"/>
+                <w:bCs w:val="false"/>
+                <w:sz w:val="19"/>
+                <w:szCs w:val="19"/>
+              </w:rPr>
+              <w:t xml:space="preserve">Chat通知</w:t>
+            </w:r>
+          </w:p>
+        </w:tc>
+        <w:tc>
+          <w:tcPr>
+            <w:tcW w:type="dxa" w:w="5800"/>
+            <w:shd w:fill="F5F7FA" w:val="clear"/>
+            <w:tcMar>
+              <w:top w:type="dxa" w:w="80"/>
+              <w:left w:type="dxa" w:w="110"/>
+              <w:bottom w:type="dxa" w:w="80"/>
+              <w:right w:type="dxa" w:w="110"/>
+            </w:tcMar>
+          </w:tcPr>
+          <w:p>
+            <w:pPr>
+              <w:spacing w:after="0"/>
+            </w:pPr>
+            <w:r>
+              <w:rPr>
+                <w:b w:val="false"/>
+                <w:bCs w:val="false"/>
+                <w:sz w:val="19"/>
+                <w:szCs w:val="19"/>
+              </w:rPr>
+              <w:t xml:space="preserve">チェックボックス。チェックするとChatworkで通知を受け取る</w:t>
             </w:r>
           </w:p>
         </w:tc>
@@ -5558,7 +5715,7 @@
                 <w:sz w:val="19"/>
                 <w:szCs w:val="19"/>
               </w:rPr>
-              <w:t xml:space="preserve">全操作 ＋ メール通知の宛先になる</w:t>
+              <w:t xml:space="preserve">全操作 ＋ 承認依頼・定期レポートの宛先になる</w:t>
             </w:r>
           </w:p>
         </w:tc>
@@ -5792,9 +5949,586 @@
           <w:i w:val="false"/>
           <w:iCs w:val="false"/>
         </w:rPr>
-        <w:t xml:space="preserve">ロール名は上記の文字列と完全一致させてください。少なくとも1名に「総務」を設定する必要があります（承認依頼メールの宛先となるため）。</w:t>
+        <w:t xml:space="preserve">ロール名は上記の文字列と完全一致させてください。少なくとも1名に「総務」を設定する必要があります（承認依頼の宛先となるため）。</w:t>
       </w:r>
     </w:p>
+    <w:p>
+      <w:pPr>
+        <w:pStyle w:val="Heading2"/>
+      </w:pPr>
+      <w:r>
+        <w:t xml:space="preserve">3.4.1 通知方法の設定</w:t>
+      </w:r>
+    </w:p>
+    <w:p>
+      <w:pPr>
+        <w:spacing w:after="120"/>
+      </w:pPr>
+      <w:r>
+        <w:rPr>
+          <w:b w:val="false"/>
+          <w:bCs w:val="false"/>
+          <w:i w:val="false"/>
+          <w:iCs w:val="false"/>
+        </w:rPr>
+        <w:t xml:space="preserve">L列・M列を選択し、メニュー「挿入」→「チェックボックス」でチェックボックスにしてから、社員ごとに通知方法を選びます。</w:t>
+      </w:r>
+    </w:p>
+    <w:tbl>
+      <w:tblPr>
+        <w:tblW w:type="dxa" w:w="9000"/>
+        <w:tblBorders>
+          <w:top w:val="single" w:color="AAB4C4" w:sz="4"/>
+          <w:left w:val="single" w:color="AAB4C4" w:sz="4"/>
+          <w:bottom w:val="single" w:color="AAB4C4" w:sz="4"/>
+          <w:right w:val="single" w:color="AAB4C4" w:sz="4"/>
+          <w:insideH w:val="single" w:color="C6CFDC" w:sz="2"/>
+          <w:insideV w:val="single" w:color="C6CFDC" w:sz="2"/>
+        </w:tblBorders>
+      </w:tblPr>
+      <w:tblGrid>
+        <w:gridCol w:w="2600"/>
+        <w:gridCol w:w="2600"/>
+        <w:gridCol w:w="3800"/>
+      </w:tblGrid>
+      <w:tr>
+        <w:trPr>
+          <w:tblHeader/>
+        </w:trPr>
+        <w:tc>
+          <w:tcPr>
+            <w:tcW w:type="dxa" w:w="2600"/>
+            <w:shd w:fill="DCE6F1" w:val="clear"/>
+            <w:tcMar>
+              <w:top w:type="dxa" w:w="80"/>
+              <w:left w:type="dxa" w:w="110"/>
+              <w:bottom w:type="dxa" w:w="80"/>
+              <w:right w:type="dxa" w:w="110"/>
+            </w:tcMar>
+          </w:tcPr>
+          <w:p>
+            <w:pPr>
+              <w:spacing w:after="0"/>
+            </w:pPr>
+            <w:r>
+              <w:rPr>
+                <w:b/>
+                <w:bCs/>
+                <w:sz w:val="19"/>
+                <w:szCs w:val="19"/>
+              </w:rPr>
+              <w:t xml:space="preserve">L列 メール通知</w:t>
+            </w:r>
+          </w:p>
+        </w:tc>
+        <w:tc>
+          <w:tcPr>
+            <w:tcW w:type="dxa" w:w="2600"/>
+            <w:shd w:fill="DCE6F1" w:val="clear"/>
+            <w:tcMar>
+              <w:top w:type="dxa" w:w="80"/>
+              <w:left w:type="dxa" w:w="110"/>
+              <w:bottom w:type="dxa" w:w="80"/>
+              <w:right w:type="dxa" w:w="110"/>
+            </w:tcMar>
+          </w:tcPr>
+          <w:p>
+            <w:pPr>
+              <w:spacing w:after="0"/>
+            </w:pPr>
+            <w:r>
+              <w:rPr>
+                <w:b/>
+                <w:bCs/>
+                <w:sz w:val="19"/>
+                <w:szCs w:val="19"/>
+              </w:rPr>
+              <w:t xml:space="preserve">M列 Chat通知</w:t>
+            </w:r>
+          </w:p>
+        </w:tc>
+        <w:tc>
+          <w:tcPr>
+            <w:tcW w:type="dxa" w:w="3800"/>
+            <w:shd w:fill="DCE6F1" w:val="clear"/>
+            <w:tcMar>
+              <w:top w:type="dxa" w:w="80"/>
+              <w:left w:type="dxa" w:w="110"/>
+              <w:bottom w:type="dxa" w:w="80"/>
+              <w:right w:type="dxa" w:w="110"/>
+            </w:tcMar>
+          </w:tcPr>
+          <w:p>
+            <w:pPr>
+              <w:spacing w:after="0"/>
+            </w:pPr>
+            <w:r>
+              <w:rPr>
+                <w:b/>
+                <w:bCs/>
+                <w:sz w:val="19"/>
+                <w:szCs w:val="19"/>
+              </w:rPr>
+              <w:t xml:space="preserve">通知方法</w:t>
+            </w:r>
+          </w:p>
+        </w:tc>
+      </w:tr>
+      <w:tr>
+        <w:tc>
+          <w:tcPr>
+            <w:tcW w:type="dxa" w:w="2600"/>
+            <w:tcMar>
+              <w:top w:type="dxa" w:w="80"/>
+              <w:left w:type="dxa" w:w="110"/>
+              <w:bottom w:type="dxa" w:w="80"/>
+              <w:right w:type="dxa" w:w="110"/>
+            </w:tcMar>
+          </w:tcPr>
+          <w:p>
+            <w:pPr>
+              <w:spacing w:after="0"/>
+            </w:pPr>
+            <w:r>
+              <w:rPr>
+                <w:b w:val="false"/>
+                <w:bCs w:val="false"/>
+                <w:sz w:val="19"/>
+                <w:szCs w:val="19"/>
+              </w:rPr>
+              <w:t xml:space="preserve">☑</w:t>
+            </w:r>
+          </w:p>
+        </w:tc>
+        <w:tc>
+          <w:tcPr>
+            <w:tcW w:type="dxa" w:w="2600"/>
+            <w:tcMar>
+              <w:top w:type="dxa" w:w="80"/>
+              <w:left w:type="dxa" w:w="110"/>
+              <w:bottom w:type="dxa" w:w="80"/>
+              <w:right w:type="dxa" w:w="110"/>
+            </w:tcMar>
+          </w:tcPr>
+          <w:p>
+            <w:pPr>
+              <w:spacing w:after="0"/>
+            </w:pPr>
+            <w:r>
+              <w:rPr>
+                <w:b w:val="false"/>
+                <w:bCs w:val="false"/>
+                <w:sz w:val="19"/>
+                <w:szCs w:val="19"/>
+              </w:rPr>
+              <w:t xml:space="preserve">☐</w:t>
+            </w:r>
+          </w:p>
+        </w:tc>
+        <w:tc>
+          <w:tcPr>
+            <w:tcW w:type="dxa" w:w="3800"/>
+            <w:tcMar>
+              <w:top w:type="dxa" w:w="80"/>
+              <w:left w:type="dxa" w:w="110"/>
+              <w:bottom w:type="dxa" w:w="80"/>
+              <w:right w:type="dxa" w:w="110"/>
+            </w:tcMar>
+          </w:tcPr>
+          <w:p>
+            <w:pPr>
+              <w:spacing w:after="0"/>
+            </w:pPr>
+            <w:r>
+              <w:rPr>
+                <w:b w:val="false"/>
+                <w:bCs w:val="false"/>
+                <w:sz w:val="19"/>
+                <w:szCs w:val="19"/>
+              </w:rPr>
+              <w:t xml:space="preserve">メールのみ</w:t>
+            </w:r>
+          </w:p>
+        </w:tc>
+      </w:tr>
+      <w:tr>
+        <w:tc>
+          <w:tcPr>
+            <w:tcW w:type="dxa" w:w="2600"/>
+            <w:shd w:fill="F5F7FA" w:val="clear"/>
+            <w:tcMar>
+              <w:top w:type="dxa" w:w="80"/>
+              <w:left w:type="dxa" w:w="110"/>
+              <w:bottom w:type="dxa" w:w="80"/>
+              <w:right w:type="dxa" w:w="110"/>
+            </w:tcMar>
+          </w:tcPr>
+          <w:p>
+            <w:pPr>
+              <w:spacing w:after="0"/>
+            </w:pPr>
+            <w:r>
+              <w:rPr>
+                <w:b w:val="false"/>
+                <w:bCs w:val="false"/>
+                <w:sz w:val="19"/>
+                <w:szCs w:val="19"/>
+              </w:rPr>
+              <w:t xml:space="preserve">☐</w:t>
+            </w:r>
+          </w:p>
+        </w:tc>
+        <w:tc>
+          <w:tcPr>
+            <w:tcW w:type="dxa" w:w="2600"/>
+            <w:shd w:fill="F5F7FA" w:val="clear"/>
+            <w:tcMar>
+              <w:top w:type="dxa" w:w="80"/>
+              <w:left w:type="dxa" w:w="110"/>
+              <w:bottom w:type="dxa" w:w="80"/>
+              <w:right w:type="dxa" w:w="110"/>
+            </w:tcMar>
+          </w:tcPr>
+          <w:p>
+            <w:pPr>
+              <w:spacing w:after="0"/>
+            </w:pPr>
+            <w:r>
+              <w:rPr>
+                <w:b w:val="false"/>
+                <w:bCs w:val="false"/>
+                <w:sz w:val="19"/>
+                <w:szCs w:val="19"/>
+              </w:rPr>
+              <w:t xml:space="preserve">☑</w:t>
+            </w:r>
+          </w:p>
+        </w:tc>
+        <w:tc>
+          <w:tcPr>
+            <w:tcW w:type="dxa" w:w="3800"/>
+            <w:shd w:fill="F5F7FA" w:val="clear"/>
+            <w:tcMar>
+              <w:top w:type="dxa" w:w="80"/>
+              <w:left w:type="dxa" w:w="110"/>
+              <w:bottom w:type="dxa" w:w="80"/>
+              <w:right w:type="dxa" w:w="110"/>
+            </w:tcMar>
+          </w:tcPr>
+          <w:p>
+            <w:pPr>
+              <w:spacing w:after="0"/>
+            </w:pPr>
+            <w:r>
+              <w:rPr>
+                <w:b w:val="false"/>
+                <w:bCs w:val="false"/>
+                <w:sz w:val="19"/>
+                <w:szCs w:val="19"/>
+              </w:rPr>
+              <w:t xml:space="preserve">Chatworkのみ（D列のRoom IDが必要）</w:t>
+            </w:r>
+          </w:p>
+        </w:tc>
+      </w:tr>
+      <w:tr>
+        <w:tc>
+          <w:tcPr>
+            <w:tcW w:type="dxa" w:w="2600"/>
+            <w:tcMar>
+              <w:top w:type="dxa" w:w="80"/>
+              <w:left w:type="dxa" w:w="110"/>
+              <w:bottom w:type="dxa" w:w="80"/>
+              <w:right w:type="dxa" w:w="110"/>
+            </w:tcMar>
+          </w:tcPr>
+          <w:p>
+            <w:pPr>
+              <w:spacing w:after="0"/>
+            </w:pPr>
+            <w:r>
+              <w:rPr>
+                <w:b w:val="false"/>
+                <w:bCs w:val="false"/>
+                <w:sz w:val="19"/>
+                <w:szCs w:val="19"/>
+              </w:rPr>
+              <w:t xml:space="preserve">☑</w:t>
+            </w:r>
+          </w:p>
+        </w:tc>
+        <w:tc>
+          <w:tcPr>
+            <w:tcW w:type="dxa" w:w="2600"/>
+            <w:tcMar>
+              <w:top w:type="dxa" w:w="80"/>
+              <w:left w:type="dxa" w:w="110"/>
+              <w:bottom w:type="dxa" w:w="80"/>
+              <w:right w:type="dxa" w:w="110"/>
+            </w:tcMar>
+          </w:tcPr>
+          <w:p>
+            <w:pPr>
+              <w:spacing w:after="0"/>
+            </w:pPr>
+            <w:r>
+              <w:rPr>
+                <w:b w:val="false"/>
+                <w:bCs w:val="false"/>
+                <w:sz w:val="19"/>
+                <w:szCs w:val="19"/>
+              </w:rPr>
+              <w:t xml:space="preserve">☑</w:t>
+            </w:r>
+          </w:p>
+        </w:tc>
+        <w:tc>
+          <w:tcPr>
+            <w:tcW w:type="dxa" w:w="3800"/>
+            <w:tcMar>
+              <w:top w:type="dxa" w:w="80"/>
+              <w:left w:type="dxa" w:w="110"/>
+              <w:bottom w:type="dxa" w:w="80"/>
+              <w:right w:type="dxa" w:w="110"/>
+            </w:tcMar>
+          </w:tcPr>
+          <w:p>
+            <w:pPr>
+              <w:spacing w:after="0"/>
+            </w:pPr>
+            <w:r>
+              <w:rPr>
+                <w:b w:val="false"/>
+                <w:bCs w:val="false"/>
+                <w:sz w:val="19"/>
+                <w:szCs w:val="19"/>
+              </w:rPr>
+              <w:t xml:space="preserve">メールとChatworkの両方</w:t>
+            </w:r>
+          </w:p>
+        </w:tc>
+      </w:tr>
+      <w:tr>
+        <w:tc>
+          <w:tcPr>
+            <w:tcW w:type="dxa" w:w="2600"/>
+            <w:shd w:fill="F5F7FA" w:val="clear"/>
+            <w:tcMar>
+              <w:top w:type="dxa" w:w="80"/>
+              <w:left w:type="dxa" w:w="110"/>
+              <w:bottom w:type="dxa" w:w="80"/>
+              <w:right w:type="dxa" w:w="110"/>
+            </w:tcMar>
+          </w:tcPr>
+          <w:p>
+            <w:pPr>
+              <w:spacing w:after="0"/>
+            </w:pPr>
+            <w:r>
+              <w:rPr>
+                <w:b w:val="false"/>
+                <w:bCs w:val="false"/>
+                <w:sz w:val="19"/>
+                <w:szCs w:val="19"/>
+              </w:rPr>
+              <w:t xml:space="preserve">☐</w:t>
+            </w:r>
+          </w:p>
+        </w:tc>
+        <w:tc>
+          <w:tcPr>
+            <w:tcW w:type="dxa" w:w="2600"/>
+            <w:shd w:fill="F5F7FA" w:val="clear"/>
+            <w:tcMar>
+              <w:top w:type="dxa" w:w="80"/>
+              <w:left w:type="dxa" w:w="110"/>
+              <w:bottom w:type="dxa" w:w="80"/>
+              <w:right w:type="dxa" w:w="110"/>
+            </w:tcMar>
+          </w:tcPr>
+          <w:p>
+            <w:pPr>
+              <w:spacing w:after="0"/>
+            </w:pPr>
+            <w:r>
+              <w:rPr>
+                <w:b w:val="false"/>
+                <w:bCs w:val="false"/>
+                <w:sz w:val="19"/>
+                <w:szCs w:val="19"/>
+              </w:rPr>
+              <w:t xml:space="preserve">☐</w:t>
+            </w:r>
+          </w:p>
+        </w:tc>
+        <w:tc>
+          <w:tcPr>
+            <w:tcW w:type="dxa" w:w="3800"/>
+            <w:shd w:fill="F5F7FA" w:val="clear"/>
+            <w:tcMar>
+              <w:top w:type="dxa" w:w="80"/>
+              <w:left w:type="dxa" w:w="110"/>
+              <w:bottom w:type="dxa" w:w="80"/>
+              <w:right w:type="dxa" w:w="110"/>
+            </w:tcMar>
+          </w:tcPr>
+          <w:p>
+            <w:pPr>
+              <w:spacing w:after="0"/>
+            </w:pPr>
+            <w:r>
+              <w:rPr>
+                <w:b w:val="false"/>
+                <w:bCs w:val="false"/>
+                <w:sz w:val="19"/>
+                <w:szCs w:val="19"/>
+              </w:rPr>
+              <w:t xml:space="preserve">通知しない</w:t>
+            </w:r>
+          </w:p>
+        </w:tc>
+      </w:tr>
+      <w:tr>
+        <w:tc>
+          <w:tcPr>
+            <w:tcW w:type="dxa" w:w="2600"/>
+            <w:tcMar>
+              <w:top w:type="dxa" w:w="80"/>
+              <w:left w:type="dxa" w:w="110"/>
+              <w:bottom w:type="dxa" w:w="80"/>
+              <w:right w:type="dxa" w:w="110"/>
+            </w:tcMar>
+          </w:tcPr>
+          <w:p>
+            <w:pPr>
+              <w:spacing w:after="0"/>
+            </w:pPr>
+            <w:r>
+              <w:rPr>
+                <w:b w:val="false"/>
+                <w:bCs w:val="false"/>
+                <w:sz w:val="19"/>
+                <w:szCs w:val="19"/>
+              </w:rPr>
+              <w:t xml:space="preserve">（チェックボックスなし）</w:t>
+            </w:r>
+          </w:p>
+        </w:tc>
+        <w:tc>
+          <w:tcPr>
+            <w:tcW w:type="dxa" w:w="2600"/>
+            <w:tcMar>
+              <w:top w:type="dxa" w:w="80"/>
+              <w:left w:type="dxa" w:w="110"/>
+              <w:bottom w:type="dxa" w:w="80"/>
+              <w:right w:type="dxa" w:w="110"/>
+            </w:tcMar>
+          </w:tcPr>
+          <w:p>
+            <w:pPr>
+              <w:spacing w:after="0"/>
+            </w:pPr>
+            <w:r>
+              <w:rPr>
+                <w:b w:val="false"/>
+                <w:bCs w:val="false"/>
+                <w:sz w:val="19"/>
+                <w:szCs w:val="19"/>
+              </w:rPr>
+              <w:t xml:space="preserve">（チェックボックスなし）</w:t>
+            </w:r>
+          </w:p>
+        </w:tc>
+        <w:tc>
+          <w:tcPr>
+            <w:tcW w:type="dxa" w:w="3800"/>
+            <w:tcMar>
+              <w:top w:type="dxa" w:w="80"/>
+              <w:left w:type="dxa" w:w="110"/>
+              <w:bottom w:type="dxa" w:w="80"/>
+              <w:right w:type="dxa" w:w="110"/>
+            </w:tcMar>
+          </w:tcPr>
+          <w:p>
+            <w:pPr>
+              <w:spacing w:after="0"/>
+            </w:pPr>
+            <w:r>
+              <w:rPr>
+                <w:b w:val="false"/>
+                <w:bCs w:val="false"/>
+                <w:sz w:val="19"/>
+                <w:szCs w:val="19"/>
+              </w:rPr>
+              <w:t xml:space="preserve">従来どおり：総務ロールはメール、それ以外はChatwork</w:t>
+            </w:r>
+          </w:p>
+        </w:tc>
+      </w:tr>
+    </w:tbl>
+    <w:p>
+      <w:pPr>
+        <w:spacing w:after="160"/>
+      </w:pPr>
+    </w:p>
+    <w:tbl>
+      <w:tblPr>
+        <w:tblW w:type="dxa" w:w="9000"/>
+        <w:tblBorders>
+          <w:top w:val="single" w:color="auto" w:sz="4"/>
+          <w:left w:val="single" w:color="auto" w:sz="4"/>
+          <w:bottom w:val="single" w:color="auto" w:sz="4"/>
+          <w:right w:val="single" w:color="auto" w:sz="4"/>
+          <w:insideH w:val="single" w:color="auto" w:sz="4"/>
+          <w:insideV w:val="single" w:color="auto" w:sz="4"/>
+        </w:tblBorders>
+      </w:tblPr>
+      <w:tblGrid>
+        <w:gridCol w:w="9000"/>
+      </w:tblGrid>
+      <w:tr>
+        <w:tc>
+          <w:tcPr>
+            <w:tcW w:type="dxa" w:w="9000"/>
+            <w:shd w:fill="FDE7E9" w:val="clear"/>
+            <w:tcMar>
+              <w:top w:type="dxa" w:w="120"/>
+              <w:left w:type="dxa" w:w="160"/>
+              <w:bottom w:type="dxa" w:w="120"/>
+              <w:right w:type="dxa" w:w="160"/>
+            </w:tcMar>
+          </w:tcPr>
+          <w:p>
+            <w:pPr>
+              <w:spacing w:after="60"/>
+            </w:pPr>
+            <w:r>
+              <w:rPr>
+                <w:b/>
+                <w:bCs/>
+              </w:rPr>
+              <w:t xml:space="preserve">チェックを外すと「通知しない」になります</w:t>
+            </w:r>
+          </w:p>
+          <w:p>
+            <w:pPr>
+              <w:spacing w:after="40"/>
+            </w:pPr>
+            <w:r>
+              <w:t xml:space="preserve">L・M列ともにチェックを外したチェックボックスは、「通知しない」の意味になります。</w:t>
+            </w:r>
+          </w:p>
+          <w:p>
+            <w:pPr>
+              <w:spacing w:after="40"/>
+            </w:pPr>
+            <w:r>
+              <w:t xml:space="preserve">総務ロールの社員の両方のチェックを外すと、承認依頼や定期レポートも届かなくなるため注意してください。</w:t>
+            </w:r>
+          </w:p>
+        </w:tc>
+      </w:tr>
+    </w:tbl>
     <w:p>
       <w:pPr>
         <w:pStyle w:val="Heading2"/>
@@ -10134,7 +10868,7 @@
               <w:spacing w:after="40"/>
             </w:pPr>
             <w:r>
-              <w:t xml:space="preserve">そのため「全員」を指定しています。URLは推測できないランダムな文字列であり、</w:t>
+              <w:t xml:space="preserve">そのため「全員」を指定しています。操作した人はGoogleのログイン情報（アクセストークン）で</w:t>
             </w:r>
           </w:p>
           <w:p>
@@ -10142,7 +10876,7 @@
               <w:spacing w:after="40"/>
             </w:pPr>
             <w:r>
-              <w:t xml:space="preserve">また実際に操作できるかどうかはスクリプト側のロール判定で別途制御されるため、</w:t>
+              <w:t xml:space="preserve">確かめたうえで、社員DBのロールで操作できるかを判定するため、URLを知っている人でも</w:t>
             </w:r>
           </w:p>
           <w:p>
@@ -10150,7 +10884,7 @@
               <w:spacing w:after="40"/>
             </w:pPr>
             <w:r>
-              <w:t xml:space="preserve">この設定でも権限のない操作は実行できません。</w:t>
+              <w:t xml:space="preserve">他人になりすましたり、権限のない操作を実行したりすることはできません。</w:t>
             </w:r>
           </w:p>
         </w:tc>
@@ -12179,7 +12913,7 @@
                 <w:sz w:val="19"/>
                 <w:szCs w:val="19"/>
               </w:rPr>
-              <w:t xml:space="preserve">実行者本人のサイドバー自動表示</w:t>
+              <w:t xml:space="preserve">管理用アカウント本人が開いたときのサイドバー自動表示</w:t>
             </w:r>
           </w:p>
         </w:tc>
@@ -12309,7 +13043,7 @@
         <w:spacing w:after="60"/>
       </w:pPr>
       <w:r>
-        <w:t xml:space="preserve">メニュー「案件管理システム」→「サイドバー自動表示を有効にする」をクリックします</w:t>
+        <w:t xml:space="preserve">メニュー「ユーザー用システム設定」→「サイドバー自動表示を有効にする」をクリックします</w:t>
       </w:r>
     </w:p>
     <w:p>
@@ -12325,6 +13059,77 @@
         <w:t xml:space="preserve">認可画面が表示されたら許可します</w:t>
       </w:r>
     </w:p>
+    <w:p>
+      <w:pPr>
+        <w:spacing w:after="160"/>
+      </w:pPr>
+    </w:p>
+    <w:tbl>
+      <w:tblPr>
+        <w:tblW w:type="dxa" w:w="9000"/>
+        <w:tblBorders>
+          <w:top w:val="single" w:color="auto" w:sz="4"/>
+          <w:left w:val="single" w:color="auto" w:sz="4"/>
+          <w:bottom w:val="single" w:color="auto" w:sz="4"/>
+          <w:right w:val="single" w:color="auto" w:sz="4"/>
+          <w:insideH w:val="single" w:color="auto" w:sz="4"/>
+          <w:insideV w:val="single" w:color="auto" w:sz="4"/>
+        </w:tblBorders>
+      </w:tblPr>
+      <w:tblGrid>
+        <w:gridCol w:w="9000"/>
+      </w:tblGrid>
+      <w:tr>
+        <w:tc>
+          <w:tcPr>
+            <w:tcW w:type="dxa" w:w="9000"/>
+            <w:shd w:fill="FFF4E5" w:val="clear"/>
+            <w:tcMar>
+              <w:top w:type="dxa" w:w="120"/>
+              <w:left w:type="dxa" w:w="160"/>
+              <w:bottom w:type="dxa" w:w="120"/>
+              <w:right w:type="dxa" w:w="160"/>
+            </w:tcMar>
+          </w:tcPr>
+          <w:p>
+            <w:pPr>
+              <w:spacing w:after="60"/>
+            </w:pPr>
+            <w:r>
+              <w:rPr>
+                <w:b/>
+                <w:bCs/>
+              </w:rPr>
+              <w:t xml:space="preserve">自動表示は、設定した本人が開いたときだけ動きます</w:t>
+            </w:r>
+          </w:p>
+          <w:p>
+            <w:pPr>
+              <w:spacing w:after="40"/>
+            </w:pPr>
+            <w:r>
+              <w:t xml:space="preserve">他の人（管理用アカウントを含む）の自動表示の設定では、サイドバーは開きません。</w:t>
+            </w:r>
+          </w:p>
+          <w:p>
+            <w:pPr>
+              <w:spacing w:after="40"/>
+            </w:pPr>
+            <w:r>
+              <w:t xml:space="preserve">他人の設定で開いたサイドバーから操作すると、操作がその人の名前で記録されてしまうためです。</w:t>
+            </w:r>
+          </w:p>
+          <w:p>
+            <w:pPr>
+              <w:spacing w:after="40"/>
+            </w:pPr>
+            <w:r>
+              <w:t xml:space="preserve">設定していない利用者は、メニュー「ユーザー用システム設定」→「サイドバーを開く」から開いてください。</w:t>
+            </w:r>
+          </w:p>
+        </w:tc>
+      </w:tr>
+    </w:tbl>
     <w:p>
       <w:pPr>
         <w:pStyle w:val="Heading2"/>
@@ -12541,7 +13346,7 @@
                 <w:sz w:val="19"/>
                 <w:szCs w:val="19"/>
               </w:rPr>
-              <w:t xml:space="preserve">全シートが「変更なし（正常）」または修復完了と表示される（列数36・見出しは表示=2行目/DB=1行目）</w:t>
+              <w:t xml:space="preserve">全シートが「変更なし（正常）」または修復完了と表示される（列数37・見出しは表示=2行目/DB=1行目）</w:t>
             </w:r>
           </w:p>
         </w:tc>
@@ -12752,7 +13557,7 @@
                 <w:sz w:val="19"/>
                 <w:szCs w:val="19"/>
               </w:rPr>
-              <w:t xml:space="preserve">スプレッドシートを開き直す</w:t>
+              <w:t xml:space="preserve">自動表示を有効にした本人のアカウントでスプレッドシートを開き直す</w:t>
             </w:r>
           </w:p>
         </w:tc>
@@ -12935,7 +13740,7 @@
                 <w:sz w:val="19"/>
                 <w:szCs w:val="19"/>
               </w:rPr>
-              <w:t xml:space="preserve">書類が生成され、情報が転記されている</w:t>
+              <w:t xml:space="preserve">すぐに新しいタブが開き、完了後にそのタブへ書類が表示される。情報が転記されている</w:t>
             </w:r>
           </w:p>
         </w:tc>
@@ -13249,7 +14054,7 @@
                 <w:sz w:val="19"/>
                 <w:szCs w:val="19"/>
               </w:rPr>
-              <w:t xml:space="preserve">総務へHTML形式の承認依頼メールが届く</w:t>
+              <w:t xml:space="preserve">総務へ承認依頼が届く（社員DBのメール通知・Chat通知の設定どおりの手段で）</w:t>
             </w:r>
           </w:p>
         </w:tc>
@@ -13326,7 +14131,7 @@
                 <w:sz w:val="19"/>
                 <w:szCs w:val="19"/>
               </w:rPr>
-              <w:t xml:space="preserve">シートがロックされ、「完成」が押せず「再作成」が押せる</w:t>
+              <w:t xml:space="preserve">シートがロックされ、「完成」が押せず「再作成」が押せる。作成者へ差し戻しの通知が届く</w:t>
             </w:r>
           </w:p>
         </w:tc>
@@ -17129,6 +17934,525 @@
       </w:r>
     </w:p>
     <w:p>
+      <w:pPr>
+        <w:pStyle w:val="Heading2"/>
+      </w:pPr>
+      <w:r>
+        <w:t xml:space="preserve">12.7 旧一覧からの案件の移行</w:t>
+      </w:r>
+    </w:p>
+    <w:p>
+      <w:pPr>
+        <w:spacing w:after="120"/>
+      </w:pPr>
+      <w:r>
+        <w:rPr>
+          <w:b w:val="false"/>
+          <w:bCs w:val="false"/>
+          <w:i w:val="false"/>
+          <w:iCs w:val="false"/>
+        </w:rPr>
+        <w:t xml:space="preserve">稼働前に旧「案件番号一覧」で管理していた当期の案件を、案件番号を引き継いだまま取り込めます。管理用アカウントでスクリプトエディタから実行します。</w:t>
+      </w:r>
+    </w:p>
+    <w:p>
+      <w:pPr>
+        <w:pStyle w:val="ListParagraph"/>
+        <w:numPr>
+          <w:ilvl w:val="0"/>
+          <w:numId w:val="2"/>
+        </w:numPr>
+        <w:spacing w:after="60"/>
+      </w:pPr>
+      <w:r>
+        <w:t xml:space="preserve">メインスプレッドシートに「移行データ」シートを作り、1行目を見出しにします</w:t>
+      </w:r>
+    </w:p>
+    <w:p>
+      <w:pPr>
+        <w:pStyle w:val="ListParagraph"/>
+        <w:numPr>
+          <w:ilvl w:val="0"/>
+          <w:numId w:val="2"/>
+        </w:numPr>
+        <w:spacing w:after="60"/>
+      </w:pPr>
+      <w:r>
+        <w:t xml:space="preserve">2行目以降に、A列から順に「案件番号・取引先名・案件名・終了予定・請求予定・担当・移行区分」を貼り付けます（H列以降は読まれないため、旧一覧の値やメモを残してかまいません）</w:t>
+      </w:r>
+    </w:p>
+    <w:p>
+      <w:pPr>
+        <w:pStyle w:val="ListParagraph"/>
+        <w:numPr>
+          <w:ilvl w:val="0"/>
+          <w:numId w:val="2"/>
+        </w:numPr>
+        <w:spacing w:after="60"/>
+      </w:pPr>
+      <w:r>
+        <w:t xml:space="preserve">移行区分には「進行中」「完了」「中止」のいずれかを入れます</w:t>
+      </w:r>
+    </w:p>
+    <w:p>
+      <w:pPr>
+        <w:pStyle w:val="ListParagraph"/>
+        <w:numPr>
+          <w:ilvl w:val="0"/>
+          <w:numId w:val="2"/>
+        </w:numPr>
+        <w:spacing w:after="60"/>
+      </w:pPr>
+      <w:r>
+        <w:t xml:space="preserve">スクリプトエディタで runCheckMigrationSheet を実行し、不備が無いことを確認します（何も書き込まれません）</w:t>
+      </w:r>
+    </w:p>
+    <w:p>
+      <w:pPr>
+        <w:pStyle w:val="ListParagraph"/>
+        <w:numPr>
+          <w:ilvl w:val="0"/>
+          <w:numId w:val="2"/>
+        </w:numPr>
+        <w:spacing w:after="60"/>
+      </w:pPr>
+      <w:r>
+        <w:t xml:space="preserve">テストデータが残っている場合は runResetForUserTest で片付けます</w:t>
+      </w:r>
+    </w:p>
+    <w:p>
+      <w:pPr>
+        <w:pStyle w:val="ListParagraph"/>
+        <w:numPr>
+          <w:ilvl w:val="0"/>
+          <w:numId w:val="2"/>
+        </w:numPr>
+        <w:spacing w:after="60"/>
+      </w:pPr>
+      <w:r>
+        <w:t xml:space="preserve">runImportCasesFromMigrationSheet を実行して取り込みます</w:t>
+      </w:r>
+    </w:p>
+    <w:p>
+      <w:pPr>
+        <w:spacing w:after="160"/>
+      </w:pPr>
+    </w:p>
+    <w:tbl>
+      <w:tblPr>
+        <w:tblW w:type="dxa" w:w="9000"/>
+        <w:tblBorders>
+          <w:top w:val="single" w:color="AAB4C4" w:sz="4"/>
+          <w:left w:val="single" w:color="AAB4C4" w:sz="4"/>
+          <w:bottom w:val="single" w:color="AAB4C4" w:sz="4"/>
+          <w:right w:val="single" w:color="AAB4C4" w:sz="4"/>
+          <w:insideH w:val="single" w:color="C6CFDC" w:sz="2"/>
+          <w:insideV w:val="single" w:color="C6CFDC" w:sz="2"/>
+        </w:tblBorders>
+      </w:tblPr>
+      <w:tblGrid>
+        <w:gridCol w:w="1600"/>
+        <w:gridCol w:w="2600"/>
+        <w:gridCol w:w="4800"/>
+      </w:tblGrid>
+      <w:tr>
+        <w:trPr>
+          <w:tblHeader/>
+        </w:trPr>
+        <w:tc>
+          <w:tcPr>
+            <w:tcW w:type="dxa" w:w="1600"/>
+            <w:shd w:fill="DCE6F1" w:val="clear"/>
+            <w:tcMar>
+              <w:top w:type="dxa" w:w="80"/>
+              <w:left w:type="dxa" w:w="110"/>
+              <w:bottom w:type="dxa" w:w="80"/>
+              <w:right w:type="dxa" w:w="110"/>
+            </w:tcMar>
+          </w:tcPr>
+          <w:p>
+            <w:pPr>
+              <w:spacing w:after="0"/>
+            </w:pPr>
+            <w:r>
+              <w:rPr>
+                <w:b/>
+                <w:bCs/>
+                <w:sz w:val="19"/>
+                <w:szCs w:val="19"/>
+              </w:rPr>
+              <w:t xml:space="preserve">移行区分</w:t>
+            </w:r>
+          </w:p>
+        </w:tc>
+        <w:tc>
+          <w:tcPr>
+            <w:tcW w:type="dxa" w:w="2600"/>
+            <w:shd w:fill="DCE6F1" w:val="clear"/>
+            <w:tcMar>
+              <w:top w:type="dxa" w:w="80"/>
+              <w:left w:type="dxa" w:w="110"/>
+              <w:bottom w:type="dxa" w:w="80"/>
+              <w:right w:type="dxa" w:w="110"/>
+            </w:tcMar>
+          </w:tcPr>
+          <w:p>
+            <w:pPr>
+              <w:spacing w:after="0"/>
+            </w:pPr>
+            <w:r>
+              <w:rPr>
+                <w:b/>
+                <w:bCs/>
+                <w:sz w:val="19"/>
+                <w:szCs w:val="19"/>
+              </w:rPr>
+              <w:t xml:space="preserve">取り込み先</w:t>
+            </w:r>
+          </w:p>
+        </w:tc>
+        <w:tc>
+          <w:tcPr>
+            <w:tcW w:type="dxa" w:w="4800"/>
+            <w:shd w:fill="DCE6F1" w:val="clear"/>
+            <w:tcMar>
+              <w:top w:type="dxa" w:w="80"/>
+              <w:left w:type="dxa" w:w="110"/>
+              <w:bottom w:type="dxa" w:w="80"/>
+              <w:right w:type="dxa" w:w="110"/>
+            </w:tcMar>
+          </w:tcPr>
+          <w:p>
+            <w:pPr>
+              <w:spacing w:after="0"/>
+            </w:pPr>
+            <w:r>
+              <w:rPr>
+                <w:b/>
+                <w:bCs/>
+                <w:sz w:val="19"/>
+                <w:szCs w:val="19"/>
+              </w:rPr>
+              <w:t xml:space="preserve">取り込み後の状態</w:t>
+            </w:r>
+          </w:p>
+        </w:tc>
+      </w:tr>
+      <w:tr>
+        <w:tc>
+          <w:tcPr>
+            <w:tcW w:type="dxa" w:w="1600"/>
+            <w:tcMar>
+              <w:top w:type="dxa" w:w="80"/>
+              <w:left w:type="dxa" w:w="110"/>
+              <w:bottom w:type="dxa" w:w="80"/>
+              <w:right w:type="dxa" w:w="110"/>
+            </w:tcMar>
+          </w:tcPr>
+          <w:p>
+            <w:pPr>
+              <w:spacing w:after="0"/>
+            </w:pPr>
+            <w:r>
+              <w:rPr>
+                <w:b w:val="false"/>
+                <w:bCs w:val="false"/>
+                <w:sz w:val="19"/>
+                <w:szCs w:val="19"/>
+              </w:rPr>
+              <w:t xml:space="preserve">進行中</w:t>
+            </w:r>
+          </w:p>
+        </w:tc>
+        <w:tc>
+          <w:tcPr>
+            <w:tcW w:type="dxa" w:w="2600"/>
+            <w:tcMar>
+              <w:top w:type="dxa" w:w="80"/>
+              <w:left w:type="dxa" w:w="110"/>
+              <w:bottom w:type="dxa" w:w="80"/>
+              <w:right w:type="dxa" w:w="110"/>
+            </w:tcMar>
+          </w:tcPr>
+          <w:p>
+            <w:pPr>
+              <w:spacing w:after="0"/>
+            </w:pPr>
+            <w:r>
+              <w:rPr>
+                <w:b w:val="false"/>
+                <w:bCs w:val="false"/>
+                <w:sz w:val="19"/>
+                <w:szCs w:val="19"/>
+              </w:rPr>
+              <w:t xml:space="preserve">表示シート・全案件DB</w:t>
+            </w:r>
+          </w:p>
+        </w:tc>
+        <w:tc>
+          <w:tcPr>
+            <w:tcW w:type="dxa" w:w="4800"/>
+            <w:tcMar>
+              <w:top w:type="dxa" w:w="80"/>
+              <w:left w:type="dxa" w:w="110"/>
+              <w:bottom w:type="dxa" w:w="80"/>
+              <w:right w:type="dxa" w:w="110"/>
+            </w:tcMar>
+          </w:tcPr>
+          <w:p>
+            <w:pPr>
+              <w:spacing w:after="0"/>
+            </w:pPr>
+            <w:r>
+              <w:rPr>
+                <w:b w:val="false"/>
+                <w:bCs w:val="false"/>
+                <w:sz w:val="19"/>
+                <w:szCs w:val="19"/>
+              </w:rPr>
+              <w:t xml:space="preserve">案件登録済み・未請求。以降はシステム上で書類を作る</w:t>
+            </w:r>
+          </w:p>
+        </w:tc>
+      </w:tr>
+      <w:tr>
+        <w:tc>
+          <w:tcPr>
+            <w:tcW w:type="dxa" w:w="1600"/>
+            <w:shd w:fill="F5F7FA" w:val="clear"/>
+            <w:tcMar>
+              <w:top w:type="dxa" w:w="80"/>
+              <w:left w:type="dxa" w:w="110"/>
+              <w:bottom w:type="dxa" w:w="80"/>
+              <w:right w:type="dxa" w:w="110"/>
+            </w:tcMar>
+          </w:tcPr>
+          <w:p>
+            <w:pPr>
+              <w:spacing w:after="0"/>
+            </w:pPr>
+            <w:r>
+              <w:rPr>
+                <w:b w:val="false"/>
+                <w:bCs w:val="false"/>
+                <w:sz w:val="19"/>
+                <w:szCs w:val="19"/>
+              </w:rPr>
+              <w:t xml:space="preserve">完了</w:t>
+            </w:r>
+          </w:p>
+        </w:tc>
+        <w:tc>
+          <w:tcPr>
+            <w:tcW w:type="dxa" w:w="2600"/>
+            <w:shd w:fill="F5F7FA" w:val="clear"/>
+            <w:tcMar>
+              <w:top w:type="dxa" w:w="80"/>
+              <w:left w:type="dxa" w:w="110"/>
+              <w:bottom w:type="dxa" w:w="80"/>
+              <w:right w:type="dxa" w:w="110"/>
+            </w:tcMar>
+          </w:tcPr>
+          <w:p>
+            <w:pPr>
+              <w:spacing w:after="0"/>
+            </w:pPr>
+            <w:r>
+              <w:rPr>
+                <w:b w:val="false"/>
+                <w:bCs w:val="false"/>
+                <w:sz w:val="19"/>
+                <w:szCs w:val="19"/>
+              </w:rPr>
+              <w:t xml:space="preserve">全案件DBのみ</w:t>
+            </w:r>
+          </w:p>
+        </w:tc>
+        <w:tc>
+          <w:tcPr>
+            <w:tcW w:type="dxa" w:w="4800"/>
+            <w:shd w:fill="F5F7FA" w:val="clear"/>
+            <w:tcMar>
+              <w:top w:type="dxa" w:w="80"/>
+              <w:left w:type="dxa" w:w="110"/>
+              <w:bottom w:type="dxa" w:w="80"/>
+              <w:right w:type="dxa" w:w="110"/>
+            </w:tcMar>
+          </w:tcPr>
+          <w:p>
+            <w:pPr>
+              <w:spacing w:after="0"/>
+            </w:pPr>
+            <w:r>
+              <w:rPr>
+                <w:b w:val="false"/>
+                <w:bCs w:val="false"/>
+                <w:sz w:val="19"/>
+                <w:szCs w:val="19"/>
+              </w:rPr>
+              <w:t xml:space="preserve">最終承認済み（最終承認者は「（旧一覧から移行）」）</w:t>
+            </w:r>
+          </w:p>
+        </w:tc>
+      </w:tr>
+      <w:tr>
+        <w:tc>
+          <w:tcPr>
+            <w:tcW w:type="dxa" w:w="1600"/>
+            <w:tcMar>
+              <w:top w:type="dxa" w:w="80"/>
+              <w:left w:type="dxa" w:w="110"/>
+              <w:bottom w:type="dxa" w:w="80"/>
+              <w:right w:type="dxa" w:w="110"/>
+            </w:tcMar>
+          </w:tcPr>
+          <w:p>
+            <w:pPr>
+              <w:spacing w:after="0"/>
+            </w:pPr>
+            <w:r>
+              <w:rPr>
+                <w:b w:val="false"/>
+                <w:bCs w:val="false"/>
+                <w:sz w:val="19"/>
+                <w:szCs w:val="19"/>
+              </w:rPr>
+              <w:t xml:space="preserve">中止</w:t>
+            </w:r>
+          </w:p>
+        </w:tc>
+        <w:tc>
+          <w:tcPr>
+            <w:tcW w:type="dxa" w:w="2600"/>
+            <w:tcMar>
+              <w:top w:type="dxa" w:w="80"/>
+              <w:left w:type="dxa" w:w="110"/>
+              <w:bottom w:type="dxa" w:w="80"/>
+              <w:right w:type="dxa" w:w="110"/>
+            </w:tcMar>
+          </w:tcPr>
+          <w:p>
+            <w:pPr>
+              <w:spacing w:after="0"/>
+            </w:pPr>
+            <w:r>
+              <w:rPr>
+                <w:b w:val="false"/>
+                <w:bCs w:val="false"/>
+                <w:sz w:val="19"/>
+                <w:szCs w:val="19"/>
+              </w:rPr>
+              <w:t xml:space="preserve">全案件DBのみ</w:t>
+            </w:r>
+          </w:p>
+        </w:tc>
+        <w:tc>
+          <w:tcPr>
+            <w:tcW w:type="dxa" w:w="4800"/>
+            <w:tcMar>
+              <w:top w:type="dxa" w:w="80"/>
+              <w:left w:type="dxa" w:w="110"/>
+              <w:bottom w:type="dxa" w:w="80"/>
+              <w:right w:type="dxa" w:w="110"/>
+            </w:tcMar>
+          </w:tcPr>
+          <w:p>
+            <w:pPr>
+              <w:spacing w:after="0"/>
+            </w:pPr>
+            <w:r>
+              <w:rPr>
+                <w:b w:val="false"/>
+                <w:bCs w:val="false"/>
+                <w:sz w:val="19"/>
+                <w:szCs w:val="19"/>
+              </w:rPr>
+              <w:t xml:space="preserve">中止</w:t>
+            </w:r>
+          </w:p>
+        </w:tc>
+      </w:tr>
+    </w:tbl>
+    <w:p>
+      <w:pPr>
+        <w:spacing w:after="160"/>
+      </w:pPr>
+    </w:p>
+    <w:tbl>
+      <w:tblPr>
+        <w:tblW w:type="dxa" w:w="9000"/>
+        <w:tblBorders>
+          <w:top w:val="single" w:color="auto" w:sz="4"/>
+          <w:left w:val="single" w:color="auto" w:sz="4"/>
+          <w:bottom w:val="single" w:color="auto" w:sz="4"/>
+          <w:right w:val="single" w:color="auto" w:sz="4"/>
+          <w:insideH w:val="single" w:color="auto" w:sz="4"/>
+          <w:insideV w:val="single" w:color="auto" w:sz="4"/>
+        </w:tblBorders>
+      </w:tblPr>
+      <w:tblGrid>
+        <w:gridCol w:w="9000"/>
+      </w:tblGrid>
+      <w:tr>
+        <w:tc>
+          <w:tcPr>
+            <w:tcW w:type="dxa" w:w="9000"/>
+            <w:shd w:fill="FFF4E5" w:val="clear"/>
+            <w:tcMar>
+              <w:top w:type="dxa" w:w="120"/>
+              <w:left w:type="dxa" w:w="160"/>
+              <w:bottom w:type="dxa" w:w="120"/>
+              <w:right w:type="dxa" w:w="160"/>
+            </w:tcMar>
+          </w:tcPr>
+          <w:p>
+            <w:pPr>
+              <w:spacing w:after="60"/>
+            </w:pPr>
+            <w:r>
+              <w:rPr>
+                <w:b/>
+                <w:bCs/>
+              </w:rPr>
+              <w:t xml:space="preserve">取り込みの条件</w:t>
+            </w:r>
+          </w:p>
+          <w:p>
+            <w:pPr>
+              <w:spacing w:after="40"/>
+            </w:pPr>
+            <w:r>
+              <w:t xml:space="preserve">進行中の案件は、取引先名・担当・終了予定・請求予定がプルダウンの値と一致している必要があります。</w:t>
+            </w:r>
+          </w:p>
+          <w:p>
+            <w:pPr>
+              <w:spacing w:after="40"/>
+            </w:pPr>
+            <w:r>
+              <w:t xml:space="preserve">1件でも不備があると、何も書き込まずに中止します。点検で表示された行を直してから再実行してください。</w:t>
+            </w:r>
+          </w:p>
+          <w:p>
+            <w:pPr>
+              <w:spacing w:after="40"/>
+            </w:pPr>
+            <w:r>
+              <w:t xml:space="preserve">表示シート・全案件DBに既に案件が入っている場合も中止します（既存の案件を上書きしないため）。</w:t>
+            </w:r>
+          </w:p>
+          <w:p>
+            <w:pPr>
+              <w:spacing w:after="40"/>
+            </w:pPr>
+            <w:r>
+              <w:t xml:space="preserve">取り込み後、次の新規案件は取り込んだ最大の案件番号の続きから採番されます。</w:t>
+            </w:r>
+          </w:p>
+        </w:tc>
+      </w:tr>
+    </w:tbl>
+    <w:p>
       <w:r>
         <w:br w:type="page"/>
       </w:r>
@@ -17418,21 +18742,35 @@
                 <w:sz w:val="19"/>
                 <w:szCs w:val="19"/>
               </w:rPr>
-              <w:t xml:space="preserve">認可が完了していない可能性がある。スクリプトエディタから任意の関数を1度手動実行し、</w:t>
-            </w:r>
-          </w:p>
-          <w:p>
-            <w:pPr>
-              <w:spacing w:after="0"/>
-            </w:pPr>
-            <w:r>
-              <w:rPr>
-                <w:b w:val="false"/>
-                <w:bCs w:val="false"/>
-                <w:sz w:val="19"/>
-                <w:szCs w:val="19"/>
-              </w:rPr>
-              <w:t xml:space="preserve">認可ダイアログを完了させる。その後メニューから自動表示を有効にし直す</w:t>
+              <w:t xml:space="preserve">自動表示は、設定した本人が開いたときだけ動く（他人の設定では開かない）。開く人自身がメニューから</w:t>
+            </w:r>
+          </w:p>
+          <w:p>
+            <w:pPr>
+              <w:spacing w:after="0"/>
+            </w:pPr>
+            <w:r>
+              <w:rPr>
+                <w:b w:val="false"/>
+                <w:bCs w:val="false"/>
+                <w:sz w:val="19"/>
+                <w:szCs w:val="19"/>
+              </w:rPr>
+              <w:t xml:space="preserve">自動表示を有効にする。設定済みでも開かない場合は認可が完了していない可能性がある。</w:t>
+            </w:r>
+          </w:p>
+          <w:p>
+            <w:pPr>
+              <w:spacing w:after="0"/>
+            </w:pPr>
+            <w:r>
+              <w:rPr>
+                <w:b w:val="false"/>
+                <w:bCs w:val="false"/>
+                <w:sz w:val="19"/>
+                <w:szCs w:val="19"/>
+              </w:rPr>
+              <w:t xml:space="preserve">スクリプトエディタから任意の関数を1度手動実行し、認可ダイアログを完了させてから有効にし直す</w:t>
             </w:r>
           </w:p>
         </w:tc>
@@ -17459,6 +18797,73 @@
                 <w:sz w:val="19"/>
                 <w:szCs w:val="19"/>
               </w:rPr>
+              <w:t xml:space="preserve">操作ログの実行者が別の人になる</w:t>
+            </w:r>
+          </w:p>
+        </w:tc>
+        <w:tc>
+          <w:tcPr>
+            <w:tcW w:type="dxa" w:w="6400"/>
+            <w:tcMar>
+              <w:top w:type="dxa" w:w="80"/>
+              <w:left w:type="dxa" w:w="110"/>
+              <w:bottom w:type="dxa" w:w="80"/>
+              <w:right w:type="dxa" w:w="110"/>
+            </w:tcMar>
+          </w:tcPr>
+          <w:p>
+            <w:pPr>
+              <w:spacing w:after="0"/>
+            </w:pPr>
+            <w:r>
+              <w:rPr>
+                <w:b w:val="false"/>
+                <w:bCs w:val="false"/>
+                <w:sz w:val="19"/>
+                <w:szCs w:val="19"/>
+              </w:rPr>
+              <w:t xml:space="preserve">他人の自動表示の設定で開いたサイドバーを使っている可能性がある（現在は他人の設定では開かない）。</w:t>
+            </w:r>
+          </w:p>
+          <w:p>
+            <w:pPr>
+              <w:spacing w:after="0"/>
+            </w:pPr>
+            <w:r>
+              <w:rPr>
+                <w:b w:val="false"/>
+                <w:bCs w:val="false"/>
+                <w:sz w:val="19"/>
+                <w:szCs w:val="19"/>
+              </w:rPr>
+              <w:t xml:space="preserve">スプレッドシートを開き直し、自分の設定かメニュー「サイドバーを開く」から開いたサイドバーを使う</w:t>
+            </w:r>
+          </w:p>
+        </w:tc>
+      </w:tr>
+      <w:tr>
+        <w:tc>
+          <w:tcPr>
+            <w:tcW w:type="dxa" w:w="2600"/>
+            <w:shd w:fill="F5F7FA" w:val="clear"/>
+            <w:tcMar>
+              <w:top w:type="dxa" w:w="80"/>
+              <w:left w:type="dxa" w:w="110"/>
+              <w:bottom w:type="dxa" w:w="80"/>
+              <w:right w:type="dxa" w:w="110"/>
+            </w:tcMar>
+          </w:tcPr>
+          <w:p>
+            <w:pPr>
+              <w:spacing w:after="0"/>
+            </w:pPr>
+            <w:r>
+              <w:rPr>
+                <w:b w:val="false"/>
+                <w:bCs w:val="false"/>
+                <w:sz w:val="19"/>
+                <w:szCs w:val="19"/>
+              </w:rPr>
               <w:t xml:space="preserve">終了予定・請求予定のプルダウンが選べない</w:t>
             </w:r>
           </w:p>
@@ -17466,6 +18871,7 @@
         <w:tc>
           <w:tcPr>
             <w:tcW w:type="dxa" w:w="6400"/>
+            <w:shd w:fill="F5F7FA" w:val="clear"/>
             <w:tcMar>
               <w:top w:type="dxa" w:w="80"/>
               <w:left w:type="dxa" w:w="110"/>
@@ -17507,7 +18913,6 @@
         <w:tc>
           <w:tcPr>
             <w:tcW w:type="dxa" w:w="2600"/>
-            <w:shd w:fill="F5F7FA" w:val="clear"/>
             <w:tcMar>
               <w:top w:type="dxa" w:w="80"/>
               <w:left w:type="dxa" w:w="110"/>
@@ -17533,7 +18938,6 @@
         <w:tc>
           <w:tcPr>
             <w:tcW w:type="dxa" w:w="6400"/>
-            <w:shd w:fill="F5F7FA" w:val="clear"/>
             <w:tcMar>
               <w:top w:type="dxa" w:w="80"/>
               <w:left w:type="dxa" w:w="110"/>
@@ -17575,6 +18979,7 @@
         <w:tc>
           <w:tcPr>
             <w:tcW w:type="dxa" w:w="2600"/>
+            <w:shd w:fill="F5F7FA" w:val="clear"/>
             <w:tcMar>
               <w:top w:type="dxa" w:w="80"/>
               <w:left w:type="dxa" w:w="110"/>
@@ -17600,6 +19005,7 @@
         <w:tc>
           <w:tcPr>
             <w:tcW w:type="dxa" w:w="6400"/>
+            <w:shd w:fill="F5F7FA" w:val="clear"/>
             <w:tcMar>
               <w:top w:type="dxa" w:w="80"/>
               <w:left w:type="dxa" w:w="110"/>
@@ -17641,7 +19047,6 @@
         <w:tc>
           <w:tcPr>
             <w:tcW w:type="dxa" w:w="2600"/>
-            <w:shd w:fill="F5F7FA" w:val="clear"/>
             <w:tcMar>
               <w:top w:type="dxa" w:w="80"/>
               <w:left w:type="dxa" w:w="110"/>
@@ -17667,7 +19072,6 @@
         <w:tc>
           <w:tcPr>
             <w:tcW w:type="dxa" w:w="6400"/>
-            <w:shd w:fill="F5F7FA" w:val="clear"/>
             <w:tcMar>
               <w:top w:type="dxa" w:w="80"/>
               <w:left w:type="dxa" w:w="110"/>
@@ -17709,6 +19113,7 @@
         <w:tc>
           <w:tcPr>
             <w:tcW w:type="dxa" w:w="2600"/>
+            <w:shd w:fill="F5F7FA" w:val="clear"/>
             <w:tcMar>
               <w:top w:type="dxa" w:w="80"/>
               <w:left w:type="dxa" w:w="110"/>
@@ -17734,6 +19139,7 @@
         <w:tc>
           <w:tcPr>
             <w:tcW w:type="dxa" w:w="6400"/>
+            <w:shd w:fill="F5F7FA" w:val="clear"/>
             <w:tcMar>
               <w:top w:type="dxa" w:w="80"/>
               <w:left w:type="dxa" w:w="110"/>
@@ -17761,7 +19167,6 @@
         <w:tc>
           <w:tcPr>
             <w:tcW w:type="dxa" w:w="2600"/>
-            <w:shd w:fill="F5F7FA" w:val="clear"/>
             <w:tcMar>
               <w:top w:type="dxa" w:w="80"/>
               <w:left w:type="dxa" w:w="110"/>
@@ -17787,7 +19192,6 @@
         <w:tc>
           <w:tcPr>
             <w:tcW w:type="dxa" w:w="6400"/>
-            <w:shd w:fill="F5F7FA" w:val="clear"/>
             <w:tcMar>
               <w:top w:type="dxa" w:w="80"/>
               <w:left w:type="dxa" w:w="110"/>
@@ -17829,6 +19233,7 @@
         <w:tc>
           <w:tcPr>
             <w:tcW w:type="dxa" w:w="2600"/>
+            <w:shd w:fill="F5F7FA" w:val="clear"/>
             <w:tcMar>
               <w:top w:type="dxa" w:w="80"/>
               <w:left w:type="dxa" w:w="110"/>
@@ -17854,6 +19259,7 @@
         <w:tc>
           <w:tcPr>
             <w:tcW w:type="dxa" w:w="6400"/>
+            <w:shd w:fill="F5F7FA" w:val="clear"/>
             <w:tcMar>
               <w:top w:type="dxa" w:w="80"/>
               <w:left w:type="dxa" w:w="110"/>
@@ -17895,7 +19301,6 @@
         <w:tc>
           <w:tcPr>
             <w:tcW w:type="dxa" w:w="2600"/>
-            <w:shd w:fill="F5F7FA" w:val="clear"/>
             <w:tcMar>
               <w:top w:type="dxa" w:w="80"/>
               <w:left w:type="dxa" w:w="110"/>
@@ -17921,7 +19326,6 @@
         <w:tc>
           <w:tcPr>
             <w:tcW w:type="dxa" w:w="6400"/>
-            <w:shd w:fill="F5F7FA" w:val="clear"/>
             <w:tcMar>
               <w:top w:type="dxa" w:w="80"/>
               <w:left w:type="dxa" w:w="110"/>
@@ -17949,6 +19353,7 @@
         <w:tc>
           <w:tcPr>
             <w:tcW w:type="dxa" w:w="2600"/>
+            <w:shd w:fill="F5F7FA" w:val="clear"/>
             <w:tcMar>
               <w:top w:type="dxa" w:w="80"/>
               <w:left w:type="dxa" w:w="110"/>
@@ -17974,6 +19379,7 @@
         <w:tc>
           <w:tcPr>
             <w:tcW w:type="dxa" w:w="6400"/>
+            <w:shd w:fill="F5F7FA" w:val="clear"/>
             <w:tcMar>
               <w:top w:type="dxa" w:w="80"/>
               <w:left w:type="dxa" w:w="110"/>
@@ -18001,7 +19407,6 @@
         <w:tc>
           <w:tcPr>
             <w:tcW w:type="dxa" w:w="2600"/>
-            <w:shd w:fill="F5F7FA" w:val="clear"/>
             <w:tcMar>
               <w:top w:type="dxa" w:w="80"/>
               <w:left w:type="dxa" w:w="110"/>
@@ -18027,7 +19432,6 @@
         <w:tc>
           <w:tcPr>
             <w:tcW w:type="dxa" w:w="6400"/>
-            <w:shd w:fill="F5F7FA" w:val="clear"/>
             <w:tcMar>
               <w:top w:type="dxa" w:w="80"/>
               <w:left w:type="dxa" w:w="110"/>
@@ -18055,6 +19459,7 @@
         <w:tc>
           <w:tcPr>
             <w:tcW w:type="dxa" w:w="2600"/>
+            <w:shd w:fill="F5F7FA" w:val="clear"/>
             <w:tcMar>
               <w:top w:type="dxa" w:w="80"/>
               <w:left w:type="dxa" w:w="110"/>
@@ -18080,6 +19485,7 @@
         <w:tc>
           <w:tcPr>
             <w:tcW w:type="dxa" w:w="6400"/>
+            <w:shd w:fill="F5F7FA" w:val="clear"/>
             <w:tcMar>
               <w:top w:type="dxa" w:w="80"/>
               <w:left w:type="dxa" w:w="110"/>
@@ -18121,7 +19527,6 @@
         <w:tc>
           <w:tcPr>
             <w:tcW w:type="dxa" w:w="2600"/>
-            <w:shd w:fill="F5F7FA" w:val="clear"/>
             <w:tcMar>
               <w:top w:type="dxa" w:w="80"/>
               <w:left w:type="dxa" w:w="110"/>
@@ -18147,7 +19552,6 @@
         <w:tc>
           <w:tcPr>
             <w:tcW w:type="dxa" w:w="6400"/>
-            <w:shd w:fill="F5F7FA" w:val="clear"/>
             <w:tcMar>
               <w:top w:type="dxa" w:w="80"/>
               <w:left w:type="dxa" w:w="110"/>
@@ -18189,6 +19593,7 @@
         <w:tc>
           <w:tcPr>
             <w:tcW w:type="dxa" w:w="2600"/>
+            <w:shd w:fill="F5F7FA" w:val="clear"/>
             <w:tcMar>
               <w:top w:type="dxa" w:w="80"/>
               <w:left w:type="dxa" w:w="110"/>
@@ -18214,6 +19619,7 @@
         <w:tc>
           <w:tcPr>
             <w:tcW w:type="dxa" w:w="6400"/>
+            <w:shd w:fill="F5F7FA" w:val="clear"/>
             <w:tcMar>
               <w:top w:type="dxa" w:w="80"/>
               <w:left w:type="dxa" w:w="110"/>
@@ -18241,7 +19647,6 @@
         <w:tc>
           <w:tcPr>
             <w:tcW w:type="dxa" w:w="2600"/>
-            <w:shd w:fill="F5F7FA" w:val="clear"/>
             <w:tcMar>
               <w:top w:type="dxa" w:w="80"/>
               <w:left w:type="dxa" w:w="110"/>
@@ -18281,7 +19686,6 @@
         <w:tc>
           <w:tcPr>
             <w:tcW w:type="dxa" w:w="6400"/>
-            <w:shd w:fill="F5F7FA" w:val="clear"/>
             <w:tcMar>
               <w:top w:type="dxa" w:w="80"/>
               <w:left w:type="dxa" w:w="110"/>
@@ -18323,6 +19727,7 @@
         <w:tc>
           <w:tcPr>
             <w:tcW w:type="dxa" w:w="2600"/>
+            <w:shd w:fill="F5F7FA" w:val="clear"/>
             <w:tcMar>
               <w:top w:type="dxa" w:w="80"/>
               <w:left w:type="dxa" w:w="110"/>
@@ -18348,6 +19753,7 @@
         <w:tc>
           <w:tcPr>
             <w:tcW w:type="dxa" w:w="6400"/>
+            <w:shd w:fill="F5F7FA" w:val="clear"/>
             <w:tcMar>
               <w:top w:type="dxa" w:w="80"/>
               <w:left w:type="dxa" w:w="110"/>
@@ -18389,7 +19795,6 @@
         <w:tc>
           <w:tcPr>
             <w:tcW w:type="dxa" w:w="2600"/>
-            <w:shd w:fill="F5F7FA" w:val="clear"/>
             <w:tcMar>
               <w:top w:type="dxa" w:w="80"/>
               <w:left w:type="dxa" w:w="110"/>
@@ -18415,7 +19820,6 @@
         <w:tc>
           <w:tcPr>
             <w:tcW w:type="dxa" w:w="6400"/>
-            <w:shd w:fill="F5F7FA" w:val="clear"/>
             <w:tcMar>
               <w:top w:type="dxa" w:w="80"/>
               <w:left w:type="dxa" w:w="110"/>
@@ -18443,6 +19847,7 @@
         <w:tc>
           <w:tcPr>
             <w:tcW w:type="dxa" w:w="2600"/>
+            <w:shd w:fill="F5F7FA" w:val="clear"/>
             <w:tcMar>
               <w:top w:type="dxa" w:w="80"/>
               <w:left w:type="dxa" w:w="110"/>
@@ -18468,6 +19873,7 @@
         <w:tc>
           <w:tcPr>
             <w:tcW w:type="dxa" w:w="6400"/>
+            <w:shd w:fill="F5F7FA" w:val="clear"/>
             <w:tcMar>
               <w:top w:type="dxa" w:w="80"/>
               <w:left w:type="dxa" w:w="110"/>
@@ -18495,7 +19901,6 @@
         <w:tc>
           <w:tcPr>
             <w:tcW w:type="dxa" w:w="2600"/>
-            <w:shd w:fill="F5F7FA" w:val="clear"/>
             <w:tcMar>
               <w:top w:type="dxa" w:w="80"/>
               <w:left w:type="dxa" w:w="110"/>
@@ -18521,7 +19926,6 @@
         <w:tc>
           <w:tcPr>
             <w:tcW w:type="dxa" w:w="6400"/>
-            <w:shd w:fill="F5F7FA" w:val="clear"/>
             <w:tcMar>
               <w:top w:type="dxa" w:w="80"/>
               <w:left w:type="dxa" w:w="110"/>
@@ -18563,6 +19967,7 @@
         <w:tc>
           <w:tcPr>
             <w:tcW w:type="dxa" w:w="2600"/>
+            <w:shd w:fill="F5F7FA" w:val="clear"/>
             <w:tcMar>
               <w:top w:type="dxa" w:w="80"/>
               <w:left w:type="dxa" w:w="110"/>
@@ -18588,6 +19993,7 @@
         <w:tc>
           <w:tcPr>
             <w:tcW w:type="dxa" w:w="6400"/>
+            <w:shd w:fill="F5F7FA" w:val="clear"/>
             <w:tcMar>
               <w:top w:type="dxa" w:w="80"/>
               <w:left w:type="dxa" w:w="110"/>
@@ -18629,7 +20035,6 @@
         <w:tc>
           <w:tcPr>
             <w:tcW w:type="dxa" w:w="2600"/>
-            <w:shd w:fill="F5F7FA" w:val="clear"/>
             <w:tcMar>
               <w:top w:type="dxa" w:w="80"/>
               <w:left w:type="dxa" w:w="110"/>
@@ -18655,7 +20060,6 @@
         <w:tc>
           <w:tcPr>
             <w:tcW w:type="dxa" w:w="6400"/>
-            <w:shd w:fill="F5F7FA" w:val="clear"/>
             <w:tcMar>
               <w:top w:type="dxa" w:w="80"/>
               <w:left w:type="dxa" w:w="110"/>
@@ -18697,6 +20101,7 @@
         <w:tc>
           <w:tcPr>
             <w:tcW w:type="dxa" w:w="2600"/>
+            <w:shd w:fill="F5F7FA" w:val="clear"/>
             <w:tcMar>
               <w:top w:type="dxa" w:w="80"/>
               <w:left w:type="dxa" w:w="110"/>
@@ -18722,6 +20127,7 @@
         <w:tc>
           <w:tcPr>
             <w:tcW w:type="dxa" w:w="6400"/>
+            <w:shd w:fill="F5F7FA" w:val="clear"/>
             <w:tcMar>
               <w:top w:type="dxa" w:w="80"/>
               <w:left w:type="dxa" w:w="110"/>
@@ -18749,7 +20155,6 @@
         <w:tc>
           <w:tcPr>
             <w:tcW w:type="dxa" w:w="2600"/>
-            <w:shd w:fill="F5F7FA" w:val="clear"/>
             <w:tcMar>
               <w:top w:type="dxa" w:w="80"/>
               <w:left w:type="dxa" w:w="110"/>
@@ -18775,7 +20180,6 @@
         <w:tc>
           <w:tcPr>
             <w:tcW w:type="dxa" w:w="6400"/>
-            <w:shd w:fill="F5F7FA" w:val="clear"/>
             <w:tcMar>
               <w:top w:type="dxa" w:w="80"/>
               <w:left w:type="dxa" w:w="110"/>
@@ -18817,6 +20221,7 @@
         <w:tc>
           <w:tcPr>
             <w:tcW w:type="dxa" w:w="2600"/>
+            <w:shd w:fill="F5F7FA" w:val="clear"/>
             <w:tcMar>
               <w:top w:type="dxa" w:w="80"/>
               <w:left w:type="dxa" w:w="110"/>
@@ -18842,6 +20247,7 @@
         <w:tc>
           <w:tcPr>
             <w:tcW w:type="dxa" w:w="6400"/>
+            <w:shd w:fill="F5F7FA" w:val="clear"/>
             <w:tcMar>
               <w:top w:type="dxa" w:w="80"/>
               <w:left w:type="dxa" w:w="110"/>
@@ -18883,7 +20289,6 @@
         <w:tc>
           <w:tcPr>
             <w:tcW w:type="dxa" w:w="2600"/>
-            <w:shd w:fill="F5F7FA" w:val="clear"/>
             <w:tcMar>
               <w:top w:type="dxa" w:w="80"/>
               <w:left w:type="dxa" w:w="110"/>
@@ -18909,7 +20314,6 @@
         <w:tc>
           <w:tcPr>
             <w:tcW w:type="dxa" w:w="6400"/>
-            <w:shd w:fill="F5F7FA" w:val="clear"/>
             <w:tcMar>
               <w:top w:type="dxa" w:w="80"/>
               <w:left w:type="dxa" w:w="110"/>
@@ -18951,6 +20355,7 @@
         <w:tc>
           <w:tcPr>
             <w:tcW w:type="dxa" w:w="2600"/>
+            <w:shd w:fill="F5F7FA" w:val="clear"/>
             <w:tcMar>
               <w:top w:type="dxa" w:w="80"/>
               <w:left w:type="dxa" w:w="110"/>
@@ -18976,6 +20381,7 @@
         <w:tc>
           <w:tcPr>
             <w:tcW w:type="dxa" w:w="6400"/>
+            <w:shd w:fill="F5F7FA" w:val="clear"/>
             <w:tcMar>
               <w:top w:type="dxa" w:w="80"/>
               <w:left w:type="dxa" w:w="110"/>
